--- a/04_Coding_Activities/CA_12_4_Distributed_Scalable_Database_Container/Documentation/Required Coding Activity 12_4.docx
+++ b/04_Coding_Activities/CA_12_4_Distributed_Scalable_Database_Container/Documentation/Required Coding Activity 12_4.docx
@@ -47,6 +47,9 @@
         <w:ind w:firstLine="360"/>
       </w:pPr>
       <w:r>
+        <w:rPr>
+          <w:noProof/>
+        </w:rPr>
         <w:drawing>
           <wp:inline distT="0" distB="0" distL="0" distR="0" wp14:anchorId="727B068B" wp14:editId="73F3DFB8">
             <wp:extent cx="5943600" cy="2166620"/>
@@ -110,6 +113,9 @@
         <w:ind w:firstLine="360"/>
       </w:pPr>
       <w:r>
+        <w:rPr>
+          <w:noProof/>
+        </w:rPr>
         <w:drawing>
           <wp:inline distT="0" distB="0" distL="0" distR="0" wp14:anchorId="70B4367B" wp14:editId="19183B2C">
             <wp:extent cx="5943600" cy="1500505"/>
@@ -189,6 +195,9 @@
         <w:ind w:firstLine="360"/>
       </w:pPr>
       <w:r>
+        <w:rPr>
+          <w:noProof/>
+        </w:rPr>
         <w:drawing>
           <wp:inline distT="0" distB="0" distL="0" distR="0" wp14:anchorId="76975E0A" wp14:editId="40FA5CEE">
             <wp:extent cx="5943600" cy="3165475"/>
@@ -258,6 +267,9 @@
         <w:ind w:firstLine="360"/>
       </w:pPr>
       <w:r>
+        <w:rPr>
+          <w:noProof/>
+        </w:rPr>
         <w:drawing>
           <wp:inline distT="0" distB="0" distL="0" distR="0" wp14:anchorId="0AA598B5" wp14:editId="170E25ED">
             <wp:extent cx="5943600" cy="2253615"/>
@@ -359,6 +371,9 @@
         <w:ind w:left="1440"/>
       </w:pPr>
       <w:r>
+        <w:rPr>
+          <w:noProof/>
+        </w:rPr>
         <w:drawing>
           <wp:inline distT="0" distB="0" distL="0" distR="0" wp14:anchorId="25858075" wp14:editId="6095DAAE">
             <wp:extent cx="5391302" cy="3500891"/>
@@ -420,6 +435,9 @@
         <w:ind w:left="1440"/>
       </w:pPr>
       <w:r>
+        <w:rPr>
+          <w:noProof/>
+        </w:rPr>
         <w:drawing>
           <wp:inline distT="0" distB="0" distL="0" distR="0" wp14:anchorId="0085A79E" wp14:editId="4FE1DA1F">
             <wp:extent cx="4901184" cy="3555976"/>
@@ -483,6 +501,9 @@
         <w:pStyle w:val="ListParagraph"/>
       </w:pPr>
       <w:r>
+        <w:rPr>
+          <w:noProof/>
+        </w:rPr>
         <w:drawing>
           <wp:inline distT="0" distB="0" distL="0" distR="0" wp14:anchorId="2046D774" wp14:editId="24CDEBB3">
             <wp:extent cx="5405932" cy="3587206"/>
@@ -576,6 +597,9 @@
         <w:pStyle w:val="ListParagraph"/>
       </w:pPr>
       <w:r>
+        <w:rPr>
+          <w:noProof/>
+        </w:rPr>
         <w:drawing>
           <wp:inline distT="0" distB="0" distL="0" distR="0" wp14:anchorId="4284A9AD" wp14:editId="6768A04B">
             <wp:extent cx="5943600" cy="832485"/>
@@ -641,6 +665,9 @@
         <w:pStyle w:val="ListParagraph"/>
       </w:pPr>
       <w:r>
+        <w:rPr>
+          <w:noProof/>
+        </w:rPr>
         <w:drawing>
           <wp:inline distT="0" distB="0" distL="0" distR="0" wp14:anchorId="289B7661" wp14:editId="4DE95C30">
             <wp:extent cx="5943600" cy="1550035"/>
@@ -704,6 +731,7 @@
         <w:rPr>
           <w:b/>
           <w:bCs/>
+          <w:noProof/>
         </w:rPr>
         <w:drawing>
           <wp:inline distT="0" distB="0" distL="0" distR="0" wp14:anchorId="2E597F47" wp14:editId="21B11D9B">
@@ -754,6 +782,516 @@
     <w:p>
       <w:pPr>
         <w:pStyle w:val="ListParagraph"/>
+        <w:rPr>
+          <w:b/>
+          <w:bCs/>
+        </w:rPr>
+      </w:pPr>
+    </w:p>
+    <w:p>
+      <w:pPr>
+        <w:pStyle w:val="ListParagraph"/>
+        <w:rPr>
+          <w:b/>
+          <w:bCs/>
+        </w:rPr>
+      </w:pPr>
+    </w:p>
+    <w:p>
+      <w:pPr>
+        <w:pStyle w:val="ListParagraph"/>
+        <w:rPr>
+          <w:b/>
+          <w:bCs/>
+        </w:rPr>
+      </w:pPr>
+    </w:p>
+    <w:p>
+      <w:pPr>
+        <w:pStyle w:val="ListParagraph"/>
+        <w:rPr>
+          <w:b/>
+          <w:bCs/>
+        </w:rPr>
+      </w:pPr>
+    </w:p>
+    <w:p>
+      <w:pPr>
+        <w:pStyle w:val="ListParagraph"/>
+        <w:rPr>
+          <w:b/>
+          <w:bCs/>
+        </w:rPr>
+      </w:pPr>
+    </w:p>
+    <w:p>
+      <w:pPr>
+        <w:pStyle w:val="ListParagraph"/>
+        <w:rPr>
+          <w:b/>
+          <w:bCs/>
+        </w:rPr>
+      </w:pPr>
+    </w:p>
+    <w:p>
+      <w:pPr>
+        <w:pStyle w:val="ListParagraph"/>
+        <w:rPr>
+          <w:b/>
+          <w:bCs/>
+        </w:rPr>
+      </w:pPr>
+    </w:p>
+    <w:p>
+      <w:pPr>
+        <w:pStyle w:val="ListParagraph"/>
+        <w:rPr>
+          <w:b/>
+          <w:bCs/>
+        </w:rPr>
+      </w:pPr>
+    </w:p>
+    <w:p>
+      <w:pPr>
+        <w:pStyle w:val="ListParagraph"/>
+      </w:pPr>
+      <w:r>
+        <w:lastRenderedPageBreak/>
+        <w:t xml:space="preserve">Connect to the books </w:t>
+      </w:r>
+      <w:proofErr w:type="spellStart"/>
+      <w:r>
+        <w:t>Keyspace</w:t>
+      </w:r>
+      <w:proofErr w:type="spellEnd"/>
+      <w:r>
+        <w:t>:</w:t>
+      </w:r>
+    </w:p>
+    <w:p>
+      <w:pPr>
+        <w:pStyle w:val="ListParagraph"/>
+      </w:pPr>
+      <w:r>
+        <w:drawing>
+          <wp:inline distT="0" distB="0" distL="0" distR="0" wp14:anchorId="2C3E74D6" wp14:editId="79A7BABF">
+            <wp:extent cx="5281574" cy="1844601"/>
+            <wp:effectExtent l="0" t="0" r="0" b="3810"/>
+            <wp:docPr id="1041895384" name="Picture 1"/>
+            <wp:cNvGraphicFramePr>
+              <a:graphicFrameLocks xmlns:a="http://schemas.openxmlformats.org/drawingml/2006/main" noChangeAspect="1"/>
+            </wp:cNvGraphicFramePr>
+            <a:graphic xmlns:a="http://schemas.openxmlformats.org/drawingml/2006/main">
+              <a:graphicData uri="http://schemas.openxmlformats.org/drawingml/2006/picture">
+                <pic:pic xmlns:pic="http://schemas.openxmlformats.org/drawingml/2006/picture">
+                  <pic:nvPicPr>
+                    <pic:cNvPr id="1041895384" name=""/>
+                    <pic:cNvPicPr/>
+                  </pic:nvPicPr>
+                  <pic:blipFill>
+                    <a:blip r:embed="rId15"/>
+                    <a:stretch>
+                      <a:fillRect/>
+                    </a:stretch>
+                  </pic:blipFill>
+                  <pic:spPr>
+                    <a:xfrm>
+                      <a:off x="0" y="0"/>
+                      <a:ext cx="5289869" cy="1847498"/>
+                    </a:xfrm>
+                    <a:prstGeom prst="rect">
+                      <a:avLst/>
+                    </a:prstGeom>
+                  </pic:spPr>
+                </pic:pic>
+              </a:graphicData>
+            </a:graphic>
+          </wp:inline>
+        </w:drawing>
+      </w:r>
+    </w:p>
+    <w:p>
+      <w:pPr>
+        <w:pStyle w:val="ListParagraph"/>
+      </w:pPr>
+    </w:p>
+    <w:p>
+      <w:pPr>
+        <w:pStyle w:val="ListParagraph"/>
+      </w:pPr>
+      <w:r>
+        <w:t xml:space="preserve">Use the insert </w:t>
+      </w:r>
+      <w:proofErr w:type="spellStart"/>
+      <w:r>
+        <w:t>cmd</w:t>
+      </w:r>
+      <w:proofErr w:type="spellEnd"/>
+      <w:r>
+        <w:t xml:space="preserve"> </w:t>
+      </w:r>
+      <w:proofErr w:type="spellStart"/>
+      <w:r>
+        <w:t>cdlsh</w:t>
+      </w:r>
+      <w:proofErr w:type="spellEnd"/>
+      <w:r>
+        <w:t>:</w:t>
+      </w:r>
+    </w:p>
+    <w:p>
+      <w:pPr>
+        <w:pStyle w:val="ListParagraph"/>
+        <w:ind w:left="1440"/>
+        <w:rPr>
+          <w:rFonts w:ascii="Aptos" w:hAnsi="Aptos"/>
+          <w:sz w:val="20"/>
+          <w:szCs w:val="20"/>
+        </w:rPr>
+      </w:pPr>
+      <w:r>
+        <w:rPr>
+          <w:rFonts w:ascii="Aptos" w:hAnsi="Aptos"/>
+          <w:sz w:val="20"/>
+          <w:szCs w:val="20"/>
+        </w:rPr>
+        <w:t>INSERT INTO book</w:t>
+      </w:r>
+    </w:p>
+    <w:p>
+      <w:pPr>
+        <w:pStyle w:val="ListParagraph"/>
+        <w:ind w:left="1440"/>
+        <w:rPr>
+          <w:rFonts w:ascii="Aptos" w:hAnsi="Aptos"/>
+          <w:sz w:val="20"/>
+          <w:szCs w:val="20"/>
+        </w:rPr>
+      </w:pPr>
+      <w:r>
+        <w:rPr>
+          <w:rFonts w:ascii="Aptos" w:hAnsi="Aptos"/>
+          <w:sz w:val="20"/>
+          <w:szCs w:val="20"/>
+        </w:rPr>
+        <w:t>(</w:t>
+      </w:r>
+    </w:p>
+    <w:p>
+      <w:pPr>
+        <w:pStyle w:val="ListParagraph"/>
+        <w:ind w:left="1440"/>
+        <w:rPr>
+          <w:rFonts w:ascii="Aptos" w:hAnsi="Aptos"/>
+          <w:sz w:val="20"/>
+          <w:szCs w:val="20"/>
+        </w:rPr>
+      </w:pPr>
+      <w:r>
+        <w:rPr>
+          <w:rFonts w:ascii="Aptos" w:hAnsi="Aptos"/>
+          <w:sz w:val="20"/>
+          <w:szCs w:val="20"/>
+        </w:rPr>
+        <w:t xml:space="preserve">    </w:t>
+      </w:r>
+      <w:proofErr w:type="spellStart"/>
+      <w:r>
+        <w:rPr>
+          <w:rFonts w:ascii="Aptos" w:hAnsi="Aptos"/>
+          <w:sz w:val="20"/>
+          <w:szCs w:val="20"/>
+        </w:rPr>
+        <w:t>Book_ID</w:t>
+      </w:r>
+      <w:proofErr w:type="spellEnd"/>
+      <w:r>
+        <w:rPr>
+          <w:rFonts w:ascii="Aptos" w:hAnsi="Aptos"/>
+          <w:sz w:val="20"/>
+          <w:szCs w:val="20"/>
+        </w:rPr>
+        <w:t>,</w:t>
+      </w:r>
+    </w:p>
+    <w:p>
+      <w:pPr>
+        <w:pStyle w:val="ListParagraph"/>
+        <w:ind w:left="1440"/>
+        <w:rPr>
+          <w:rFonts w:ascii="Aptos" w:hAnsi="Aptos"/>
+          <w:sz w:val="20"/>
+          <w:szCs w:val="20"/>
+        </w:rPr>
+      </w:pPr>
+      <w:r>
+        <w:rPr>
+          <w:rFonts w:ascii="Aptos" w:hAnsi="Aptos"/>
+          <w:sz w:val="20"/>
+          <w:szCs w:val="20"/>
+        </w:rPr>
+        <w:t xml:space="preserve">    Name,</w:t>
+      </w:r>
+    </w:p>
+    <w:p>
+      <w:pPr>
+        <w:pStyle w:val="ListParagraph"/>
+        <w:ind w:left="1440"/>
+        <w:rPr>
+          <w:rFonts w:ascii="Aptos" w:hAnsi="Aptos"/>
+          <w:sz w:val="20"/>
+          <w:szCs w:val="20"/>
+        </w:rPr>
+      </w:pPr>
+      <w:r>
+        <w:rPr>
+          <w:rFonts w:ascii="Aptos" w:hAnsi="Aptos"/>
+          <w:sz w:val="20"/>
+          <w:szCs w:val="20"/>
+        </w:rPr>
+        <w:t xml:space="preserve">    Author,</w:t>
+      </w:r>
+    </w:p>
+    <w:p>
+      <w:pPr>
+        <w:pStyle w:val="ListParagraph"/>
+        <w:ind w:left="1440"/>
+        <w:rPr>
+          <w:rFonts w:ascii="Aptos" w:hAnsi="Aptos"/>
+          <w:sz w:val="20"/>
+          <w:szCs w:val="20"/>
+        </w:rPr>
+      </w:pPr>
+      <w:r>
+        <w:rPr>
+          <w:rFonts w:ascii="Aptos" w:hAnsi="Aptos"/>
+          <w:sz w:val="20"/>
+          <w:szCs w:val="20"/>
+        </w:rPr>
+        <w:t xml:space="preserve">    </w:t>
+      </w:r>
+      <w:proofErr w:type="spellStart"/>
+      <w:r>
+        <w:rPr>
+          <w:rFonts w:ascii="Aptos" w:hAnsi="Aptos"/>
+          <w:sz w:val="20"/>
+          <w:szCs w:val="20"/>
+        </w:rPr>
+        <w:t>Year_Published</w:t>
+      </w:r>
+      <w:proofErr w:type="spellEnd"/>
+      <w:r>
+        <w:rPr>
+          <w:rFonts w:ascii="Aptos" w:hAnsi="Aptos"/>
+          <w:sz w:val="20"/>
+          <w:szCs w:val="20"/>
+        </w:rPr>
+        <w:t>,</w:t>
+      </w:r>
+    </w:p>
+    <w:p>
+      <w:pPr>
+        <w:pStyle w:val="ListParagraph"/>
+        <w:ind w:left="1440"/>
+        <w:rPr>
+          <w:rFonts w:ascii="Aptos" w:hAnsi="Aptos"/>
+          <w:sz w:val="20"/>
+          <w:szCs w:val="20"/>
+        </w:rPr>
+      </w:pPr>
+      <w:r>
+        <w:rPr>
+          <w:rFonts w:ascii="Aptos" w:hAnsi="Aptos"/>
+          <w:sz w:val="20"/>
+          <w:szCs w:val="20"/>
+        </w:rPr>
+        <w:t xml:space="preserve">    </w:t>
+      </w:r>
+      <w:proofErr w:type="spellStart"/>
+      <w:r>
+        <w:rPr>
+          <w:rFonts w:ascii="Aptos" w:hAnsi="Aptos"/>
+          <w:sz w:val="20"/>
+          <w:szCs w:val="20"/>
+        </w:rPr>
+        <w:t>Number_of_Pages</w:t>
+      </w:r>
+      <w:proofErr w:type="spellEnd"/>
+    </w:p>
+    <w:p>
+      <w:pPr>
+        <w:pStyle w:val="ListParagraph"/>
+        <w:ind w:left="1440"/>
+        <w:rPr>
+          <w:rFonts w:ascii="Aptos" w:hAnsi="Aptos"/>
+          <w:sz w:val="20"/>
+          <w:szCs w:val="20"/>
+        </w:rPr>
+      </w:pPr>
+      <w:r>
+        <w:rPr>
+          <w:rFonts w:ascii="Aptos" w:hAnsi="Aptos"/>
+          <w:sz w:val="20"/>
+          <w:szCs w:val="20"/>
+        </w:rPr>
+        <w:t>)</w:t>
+      </w:r>
+    </w:p>
+    <w:p>
+      <w:pPr>
+        <w:pStyle w:val="ListParagraph"/>
+        <w:ind w:left="1440"/>
+        <w:rPr>
+          <w:rFonts w:ascii="Aptos" w:hAnsi="Aptos"/>
+          <w:sz w:val="20"/>
+          <w:szCs w:val="20"/>
+        </w:rPr>
+      </w:pPr>
+      <w:r>
+        <w:rPr>
+          <w:rFonts w:ascii="Aptos" w:hAnsi="Aptos"/>
+          <w:sz w:val="20"/>
+          <w:szCs w:val="20"/>
+        </w:rPr>
+        <w:t>VALUES</w:t>
+      </w:r>
+    </w:p>
+    <w:p>
+      <w:pPr>
+        <w:pStyle w:val="ListParagraph"/>
+        <w:ind w:left="1440"/>
+        <w:rPr>
+          <w:rFonts w:ascii="Aptos" w:hAnsi="Aptos"/>
+          <w:sz w:val="20"/>
+          <w:szCs w:val="20"/>
+        </w:rPr>
+      </w:pPr>
+      <w:r>
+        <w:rPr>
+          <w:rFonts w:ascii="Aptos" w:hAnsi="Aptos"/>
+          <w:sz w:val="20"/>
+          <w:szCs w:val="20"/>
+        </w:rPr>
+        <w:t>(</w:t>
+      </w:r>
+    </w:p>
+    <w:p>
+      <w:pPr>
+        <w:pStyle w:val="ListParagraph"/>
+        <w:ind w:left="1440"/>
+        <w:rPr>
+          <w:rFonts w:ascii="Aptos" w:hAnsi="Aptos"/>
+          <w:sz w:val="20"/>
+          <w:szCs w:val="20"/>
+        </w:rPr>
+      </w:pPr>
+      <w:r>
+        <w:rPr>
+          <w:rFonts w:ascii="Aptos" w:hAnsi="Aptos"/>
+          <w:sz w:val="20"/>
+          <w:szCs w:val="20"/>
+        </w:rPr>
+        <w:t xml:space="preserve">    5,</w:t>
+      </w:r>
+    </w:p>
+    <w:p>
+      <w:pPr>
+        <w:pStyle w:val="ListParagraph"/>
+        <w:ind w:left="1440"/>
+        <w:rPr>
+          <w:rFonts w:ascii="Aptos" w:hAnsi="Aptos"/>
+          <w:sz w:val="20"/>
+          <w:szCs w:val="20"/>
+        </w:rPr>
+      </w:pPr>
+      <w:r>
+        <w:rPr>
+          <w:rFonts w:ascii="Aptos" w:hAnsi="Aptos"/>
+          <w:sz w:val="20"/>
+          <w:szCs w:val="20"/>
+        </w:rPr>
+        <w:t xml:space="preserve">    'Hamlet',</w:t>
+      </w:r>
+    </w:p>
+    <w:p>
+      <w:pPr>
+        <w:pStyle w:val="ListParagraph"/>
+        <w:ind w:left="1440"/>
+        <w:rPr>
+          <w:rFonts w:ascii="Aptos" w:hAnsi="Aptos"/>
+          <w:sz w:val="20"/>
+          <w:szCs w:val="20"/>
+        </w:rPr>
+      </w:pPr>
+      <w:r>
+        <w:rPr>
+          <w:rFonts w:ascii="Aptos" w:hAnsi="Aptos"/>
+          <w:sz w:val="20"/>
+          <w:szCs w:val="20"/>
+        </w:rPr>
+        <w:t xml:space="preserve">    'William Shakespeare',</w:t>
+      </w:r>
+    </w:p>
+    <w:p>
+      <w:pPr>
+        <w:pStyle w:val="ListParagraph"/>
+        <w:ind w:left="1440"/>
+        <w:rPr>
+          <w:rFonts w:ascii="Aptos" w:hAnsi="Aptos"/>
+          <w:sz w:val="20"/>
+          <w:szCs w:val="20"/>
+        </w:rPr>
+      </w:pPr>
+      <w:r>
+        <w:rPr>
+          <w:rFonts w:ascii="Aptos" w:hAnsi="Aptos"/>
+          <w:sz w:val="20"/>
+          <w:szCs w:val="20"/>
+        </w:rPr>
+        <w:t xml:space="preserve">    1603,</w:t>
+      </w:r>
+    </w:p>
+    <w:p>
+      <w:pPr>
+        <w:pStyle w:val="ListParagraph"/>
+        <w:ind w:left="1440"/>
+        <w:rPr>
+          <w:rFonts w:ascii="Aptos" w:hAnsi="Aptos"/>
+          <w:sz w:val="20"/>
+          <w:szCs w:val="20"/>
+        </w:rPr>
+      </w:pPr>
+      <w:r>
+        <w:rPr>
+          <w:rFonts w:ascii="Aptos" w:hAnsi="Aptos"/>
+          <w:sz w:val="20"/>
+          <w:szCs w:val="20"/>
+        </w:rPr>
+        <w:t xml:space="preserve">    100</w:t>
+      </w:r>
+    </w:p>
+    <w:p>
+      <w:pPr>
+        <w:pStyle w:val="ListParagraph"/>
+        <w:ind w:left="1440"/>
+        <w:rPr>
+          <w:rFonts w:ascii="Aptos" w:hAnsi="Aptos"/>
+          <w:sz w:val="20"/>
+          <w:szCs w:val="20"/>
+        </w:rPr>
+      </w:pPr>
+      <w:r>
+        <w:rPr>
+          <w:rFonts w:ascii="Aptos" w:hAnsi="Aptos"/>
+          <w:sz w:val="20"/>
+          <w:szCs w:val="20"/>
+        </w:rPr>
+        <w:t>);</w:t>
+      </w:r>
+    </w:p>
+    <w:p>
+      <w:pPr>
+        <w:pStyle w:val="ListParagraph"/>
         <w:numPr>
           <w:ilvl w:val="0"/>
           <w:numId w:val="1"/>
@@ -784,7 +1322,9 @@
         <w:pStyle w:val="ListParagraph"/>
       </w:pPr>
       <w:r>
-        <w:lastRenderedPageBreak/>
+        <w:rPr>
+          <w:noProof/>
+        </w:rPr>
         <w:drawing>
           <wp:inline distT="0" distB="0" distL="0" distR="0" wp14:anchorId="5563CE77" wp14:editId="21222833">
             <wp:extent cx="5943600" cy="2317750"/>
@@ -801,7 +1341,7 @@
                     <pic:cNvPicPr/>
                   </pic:nvPicPr>
                   <pic:blipFill>
-                    <a:blip r:embed="rId15"/>
+                    <a:blip r:embed="rId16"/>
                     <a:stretch>
                       <a:fillRect/>
                     </a:stretch>
@@ -831,6 +1371,16 @@
       <w:pPr>
         <w:pStyle w:val="ListParagraph"/>
       </w:pPr>
+    </w:p>
+    <w:p>
+      <w:pPr>
+        <w:pStyle w:val="ListParagraph"/>
+      </w:pPr>
+    </w:p>
+    <w:p>
+      <w:pPr>
+        <w:pStyle w:val="ListParagraph"/>
+      </w:pPr>
       <w:r>
         <w:t xml:space="preserve">On </w:t>
       </w:r>
@@ -840,7 +1390,13 @@
       </w:r>
       <w:proofErr w:type="spellEnd"/>
       <w:r>
-        <w:t xml:space="preserve"> window:</w:t>
+        <w:t xml:space="preserve"> window</w:t>
+      </w:r>
+      <w:r>
+        <w:t>&gt; Select All statement</w:t>
+      </w:r>
+      <w:r>
+        <w:t>:</w:t>
       </w:r>
     </w:p>
     <w:p>
@@ -849,10 +1405,10 @@
       </w:pPr>
       <w:r>
         <w:drawing>
-          <wp:inline distT="0" distB="0" distL="0" distR="0" wp14:anchorId="5024096B" wp14:editId="2E5836DB">
-            <wp:extent cx="5943600" cy="2570480"/>
-            <wp:effectExtent l="0" t="0" r="0" b="1270"/>
-            <wp:docPr id="1549245627" name="Picture 1"/>
+          <wp:inline distT="0" distB="0" distL="0" distR="0" wp14:anchorId="1B3FFDCB" wp14:editId="7672D226">
+            <wp:extent cx="5943600" cy="1098550"/>
+            <wp:effectExtent l="0" t="0" r="0" b="6350"/>
+            <wp:docPr id="371128035" name="Picture 1"/>
             <wp:cNvGraphicFramePr>
               <a:graphicFrameLocks xmlns:a="http://schemas.openxmlformats.org/drawingml/2006/main" noChangeAspect="1"/>
             </wp:cNvGraphicFramePr>
@@ -860,11 +1416,11 @@
               <a:graphicData uri="http://schemas.openxmlformats.org/drawingml/2006/picture">
                 <pic:pic xmlns:pic="http://schemas.openxmlformats.org/drawingml/2006/picture">
                   <pic:nvPicPr>
-                    <pic:cNvPr id="1549245627" name=""/>
+                    <pic:cNvPr id="371128035" name=""/>
                     <pic:cNvPicPr/>
                   </pic:nvPicPr>
                   <pic:blipFill>
-                    <a:blip r:embed="rId16"/>
+                    <a:blip r:embed="rId17"/>
                     <a:stretch>
                       <a:fillRect/>
                     </a:stretch>
@@ -872,7 +1428,7 @@
                   <pic:spPr>
                     <a:xfrm>
                       <a:off x="0" y="0"/>
-                      <a:ext cx="5943600" cy="2570480"/>
+                      <a:ext cx="5949546" cy="1099649"/>
                     </a:xfrm>
                     <a:prstGeom prst="rect">
                       <a:avLst/>
@@ -884,6 +1440,11 @@
           </wp:inline>
         </w:drawing>
       </w:r>
+    </w:p>
+    <w:p>
+      <w:pPr>
+        <w:pStyle w:val="ListParagraph"/>
+      </w:pPr>
     </w:p>
     <w:sectPr>
       <w:pgSz w:w="12240" w:h="15840"/>
@@ -1536,7 +2097,6 @@
     <w:next w:val="Normal"/>
     <w:link w:val="Heading2Char"/>
     <w:uiPriority w:val="9"/>
-    <w:semiHidden/>
     <w:unhideWhenUsed/>
     <w:qFormat/>
     <w:rsid w:val="009C5361"/>
@@ -1753,7 +2313,6 @@
     <w:basedOn w:val="DefaultParagraphFont"/>
     <w:link w:val="Heading2"/>
     <w:uiPriority w:val="9"/>
-    <w:semiHidden/>
     <w:rsid w:val="009C5361"/>
     <w:rPr>
       <w:rFonts w:asciiTheme="majorHAnsi" w:eastAsiaTheme="majorEastAsia" w:hAnsiTheme="majorHAnsi" w:cstheme="majorBidi"/>
